--- a/Publisher_Ready_Curriculum/02_Chemistry_East_Meadow_Refactor/04_Gas_Laws/03_PressureVolume_Relationship/Student_Worksheet.docx
+++ b/Publisher_Ready_Curriculum/02_Chemistry_East_Meadow_Refactor/04_Gas_Laws/03_PressureVolume_Relationship/Student_Worksheet.docx
@@ -2,13 +2,13 @@
 <file path=word/document.xml><?xml version="1.0" encoding="utf-8"?>
 <w:document xmlns:w="http://schemas.openxmlformats.org/wordprocessingml/2006/main" xmlns:m="http://schemas.openxmlformats.org/officeDocument/2006/math" xmlns:r="http://schemas.openxmlformats.org/officeDocument/2006/relationships" xmlns:o="urn:schemas-microsoft-com:office:office" xmlns:v="urn:schemas-microsoft-com:vml" xmlns:w10="urn:schemas-microsoft-com:office:word" xmlns:a="http://schemas.openxmlformats.org/drawingml/2006/main" xmlns:pic="http://schemas.openxmlformats.org/drawingml/2006/picture" xmlns:wp="http://schemas.openxmlformats.org/drawingml/2006/wordprocessingDrawing">
   <w:body>
-    <w:bookmarkStart w:id="22" w:name="Xade2cde377c72a76366dab8544a6549ae3bf6d2"/>
+    <w:bookmarkStart w:id="22" w:name="X2ea10b880b73c188805d72772ba6f16e3978536"/>
     <w:p>
       <w:pPr>
         <w:pStyle w:val="Heading1"/>
       </w:pPr>
       <w:r>
-        <w:t xml:space="preserve">Pressure–Volume Relationship (Boyle’s Law) — Student Worksheet</w:t>
+        <w:t xml:space="preserve">Pressure–Volume Relationship — Student Worksheet</w:t>
       </w:r>
     </w:p>
     <w:p>
@@ -853,7 +853,7 @@
           <w:b/>
           <w:bCs/>
         </w:rPr>
-        <w:t xml:space="preserve">Boyle’s Law, P₁V₁ = P₂V₂</w:t>
+        <w:t xml:space="preserve">the pressure–volume relationship, P₁V₁ = P₂V₂</w:t>
       </w:r>
       <w:r>
         <w:t xml:space="preserve">, for each problem. Show your substitution and your answer with units.</w:t>
@@ -1002,7 +1002,7 @@
           <w:b/>
           <w:bCs/>
         </w:rPr>
-        <w:t xml:space="preserve">Boyle’s Law:</w:t>
+        <w:t xml:space="preserve">pressure–volume relationship:</w:t>
       </w:r>
       <w:r>
         <w:t xml:space="preserve"> </w:t>
